--- a/contrôle_codesign_FPGA_2025_2026.docx
+++ b/contrôle_codesign_FPGA_2025_2026.docx
@@ -809,9 +809,6 @@
               </w:rPr>
             </w:pPr>
             <w:r>
-              <w:rPr>
-                <w:lang w:val="en-US"/>
-              </w:rPr>
               <w:t xml:space="preserve">                                   </w:t>
             </w:r>
             <w:r>
@@ -2414,6 +2411,14 @@
           <w:p>
             <w:r>
               <w:t xml:space="preserve">                 </w:t>
+            </w:r>
+          </w:p>
+          <w:p>
+            <w:r>
+              <w:t xml:space="preserve">PowerPoint : </w:t>
+            </w:r>
+            <w:r>
+              <w:t>ARCHITECTURE_CODESIGN _CALCULATEUR_CABLE.pptx</w:t>
             </w:r>
           </w:p>
           <w:p/>
@@ -2445,9 +2450,6 @@
           <w:p/>
           <w:p/>
           <w:p/>
-          <w:p/>
-          <w:p/>
-          <w:p/>
         </w:tc>
       </w:tr>
     </w:tbl>
@@ -2938,9 +2940,6 @@
             <w:pPr>
               <w:spacing w:after="120"/>
             </w:pPr>
-            <w:r>
-              <w:t xml:space="preserve"> </w:t>
-            </w:r>
             <w:proofErr w:type="spellStart"/>
             <w:proofErr w:type="gramStart"/>
             <w:r>
@@ -3531,6 +3530,7 @@
           </w:tcPr>
           <w:p>
             <w:r>
+              <w:lastRenderedPageBreak/>
               <w:t xml:space="preserve"> </w:t>
             </w:r>
             <w:proofErr w:type="gramStart"/>
@@ -3743,9 +3743,55 @@
           </w:tcPr>
           <w:p>
             <w:r>
-              <w:t xml:space="preserve"> </w:t>
-            </w:r>
-          </w:p>
+              <w:t>Il faut augmenter la largeur interne de calcul avant l’opération, par exemple en étendant les opérandes 8 bits vers 9, 10, 16 bits selon le cas, afin d’éviter le dépassement de capacité.</w:t>
+            </w:r>
+            <w:r>
+              <w:br/>
+              <w:t>Il faut ensuite soit :</w:t>
+            </w:r>
+          </w:p>
+          <w:p>
+            <w:pPr>
+              <w:numPr>
+                <w:ilvl w:val="0"/>
+                <w:numId w:val="8"/>
+              </w:numPr>
+            </w:pPr>
+            <w:proofErr w:type="gramStart"/>
+            <w:r>
+              <w:t>conserver</w:t>
+            </w:r>
+            <w:proofErr w:type="gramEnd"/>
+            <w:r>
+              <w:t xml:space="preserve"> le résultat sur une largeur suffisante, </w:t>
+            </w:r>
+          </w:p>
+          <w:p>
+            <w:pPr>
+              <w:numPr>
+                <w:ilvl w:val="0"/>
+                <w:numId w:val="8"/>
+              </w:numPr>
+            </w:pPr>
+            <w:proofErr w:type="gramStart"/>
+            <w:r>
+              <w:t>soit</w:t>
+            </w:r>
+            <w:proofErr w:type="gramEnd"/>
+            <w:r>
+              <w:t xml:space="preserve"> saturer / tronquer volontairement si on veut revenir sur 8 bits. </w:t>
+            </w:r>
+          </w:p>
+          <w:p>
+            <w:r>
+              <w:t>Pour une addition de deux entiers non signés 8 bits, le résultat peut aller jusqu’à 510, donc 9 bits minimum sont nécessaires.</w:t>
+            </w:r>
+            <w:r>
+              <w:br/>
+              <w:t>Pour une amplification, il faut encore plus de bits selon le gain appliqué.</w:t>
+            </w:r>
+          </w:p>
+          <w:p/>
           <w:p>
             <w:r>
               <w:t xml:space="preserve"> </w:t>
@@ -3852,9 +3898,24 @@
           </w:tcPr>
           <w:p>
             <w:r>
-              <w:t xml:space="preserve"> </w:t>
-            </w:r>
-          </w:p>
+              <w:t>L’implémentation de l’amplification en logique câblée est pertinente si l’on recherche une exécution très rapide et déterministe, car le calcul est fait en parallèle et sans charge processeur.</w:t>
+            </w:r>
+            <w:r>
+              <w:br/>
+              <w:t>Elle est donc intéressante pour des traitements simples, fréquents et temps réel.</w:t>
+            </w:r>
+          </w:p>
+          <w:p/>
+          <w:p>
+            <w:r>
+              <w:t>En revanche, une implémentation logicielle est souvent plus flexible, car le gain peut être modifié facilement sans resynthèse matérielle.</w:t>
+            </w:r>
+            <w:r>
+              <w:br/>
+              <w:t>La version câblée consomme aussi des ressources FPGA supplémentaires et augmente la complexité de conception.</w:t>
+            </w:r>
+          </w:p>
+          <w:p/>
           <w:p>
             <w:r>
               <w:t xml:space="preserve"> </w:t>
@@ -4017,7 +4078,11 @@
           </w:tcPr>
           <w:p>
             <w:r>
-              <w:t xml:space="preserve"> </w:t>
+              <w:t>Créer un nouveau projet dans Quartus II 13.0, choisir un répertoire de travail, donner un nom au projet et définir le top-level.</w:t>
+            </w:r>
+            <w:r>
+              <w:br/>
+              <w:t>Sélectionner ensuite la cible Cyclone IV EP4CE22F17C6 correspondant à la DE0-Nano.</w:t>
             </w:r>
           </w:p>
           <w:p>
@@ -4072,6 +4137,49 @@
             <w:r>
               <w:t xml:space="preserve"> </w:t>
             </w:r>
+            <w:r>
+              <w:t xml:space="preserve">Ajouter les fichiers VHDL nécessaires : </w:t>
+            </w:r>
+            <w:proofErr w:type="spellStart"/>
+            <w:r>
+              <w:t>capteurs_sol.vhd</w:t>
+            </w:r>
+            <w:proofErr w:type="spellEnd"/>
+            <w:r>
+              <w:t>, le bloc calculateur câblé, le top-level et, si besoin, le PLL.</w:t>
+            </w:r>
+            <w:r>
+              <w:br/>
+              <w:t xml:space="preserve">Déclarer les composants, réaliser les instanciations et relier les signaux : horloge, reset, </w:t>
+            </w:r>
+            <w:proofErr w:type="spellStart"/>
+            <w:r>
+              <w:t>data_capture</w:t>
+            </w:r>
+            <w:proofErr w:type="spellEnd"/>
+            <w:r>
+              <w:t xml:space="preserve">, </w:t>
+            </w:r>
+            <w:proofErr w:type="spellStart"/>
+            <w:r>
+              <w:t>data_ready</w:t>
+            </w:r>
+            <w:proofErr w:type="spellEnd"/>
+            <w:r>
+              <w:t xml:space="preserve">, données capteurs, </w:t>
+            </w:r>
+            <w:proofErr w:type="spellStart"/>
+            <w:r>
+              <w:t>op_sel</w:t>
+            </w:r>
+            <w:proofErr w:type="spellEnd"/>
+            <w:r>
+              <w:t xml:space="preserve"> et résultat.</w:t>
+            </w:r>
+            <w:r>
+              <w:br/>
+              <w:t>Vérifier que le top-level est bien l’entité racine de la hiérarchie.</w:t>
+            </w:r>
           </w:p>
           <w:p>
             <w:r>
@@ -4123,9 +4231,110 @@
           </w:tcPr>
           <w:p>
             <w:r>
-              <w:t xml:space="preserve"> </w:t>
-            </w:r>
-          </w:p>
+              <w:t xml:space="preserve">Affecter la cible EP4CE22F17C6, utiliser l’horloge carte 50 MHz, puis générer si nécessaire une horloge 40 MHz par PLL pour </w:t>
+            </w:r>
+            <w:proofErr w:type="spellStart"/>
+            <w:r>
+              <w:t>capteurs_sol.vhd</w:t>
+            </w:r>
+            <w:proofErr w:type="spellEnd"/>
+            <w:r>
+              <w:t>.</w:t>
+            </w:r>
+            <w:r>
+              <w:br/>
+              <w:t>Déclarer au minimum les contraintes de brochage pour :</w:t>
+            </w:r>
+          </w:p>
+          <w:p>
+            <w:pPr>
+              <w:numPr>
+                <w:ilvl w:val="0"/>
+                <w:numId w:val="9"/>
+              </w:numPr>
+            </w:pPr>
+            <w:r>
+              <w:t xml:space="preserve">CLOCK_50 </w:t>
+            </w:r>
+          </w:p>
+          <w:p>
+            <w:pPr>
+              <w:numPr>
+                <w:ilvl w:val="0"/>
+                <w:numId w:val="9"/>
+              </w:numPr>
+            </w:pPr>
+            <w:proofErr w:type="spellStart"/>
+            <w:proofErr w:type="gramStart"/>
+            <w:r>
+              <w:t>reset</w:t>
+            </w:r>
+            <w:proofErr w:type="gramEnd"/>
+            <w:r>
+              <w:t>_n</w:t>
+            </w:r>
+            <w:proofErr w:type="spellEnd"/>
+            <w:r>
+              <w:t xml:space="preserve"> / bouton </w:t>
+            </w:r>
+            <w:proofErr w:type="gramStart"/>
+            <w:r>
+              <w:t xml:space="preserve">poussoir </w:t>
+            </w:r>
+            <w:r>
+              <w:t xml:space="preserve"> KEY</w:t>
+            </w:r>
+            <w:proofErr w:type="gramEnd"/>
+            <w:r>
+              <w:t>(0)</w:t>
+            </w:r>
+          </w:p>
+          <w:p>
+            <w:pPr>
+              <w:numPr>
+                <w:ilvl w:val="0"/>
+                <w:numId w:val="9"/>
+              </w:numPr>
+            </w:pPr>
+            <w:r>
+              <w:t xml:space="preserve">ADC_CONVST, ADC_SCK, ADC_SDI, ADC_SDO </w:t>
+            </w:r>
+          </w:p>
+          <w:p>
+            <w:pPr>
+              <w:numPr>
+                <w:ilvl w:val="0"/>
+                <w:numId w:val="9"/>
+              </w:numPr>
+            </w:pPr>
+            <w:r>
+              <w:t>L</w:t>
+            </w:r>
+            <w:r>
+              <w:t>es signaux d’observation utiles (</w:t>
+            </w:r>
+            <w:proofErr w:type="spellStart"/>
+            <w:r>
+              <w:t>data_ready</w:t>
+            </w:r>
+            <w:proofErr w:type="spellEnd"/>
+            <w:r>
+              <w:t xml:space="preserve">, </w:t>
+            </w:r>
+            <w:proofErr w:type="spellStart"/>
+            <w:r>
+              <w:t>LEDs</w:t>
+            </w:r>
+            <w:proofErr w:type="spellEnd"/>
+            <w:r>
+              <w:t>, résultat) pour le test sur carte.</w:t>
+            </w:r>
+            <w:r>
+              <w:br/>
+              <w:t>Enfin, compiler le projet et corriger les erreurs éventuelles d’assignation ou de hiérarchie.</w:t>
+            </w:r>
+          </w:p>
+          <w:p/>
           <w:p>
             <w:r>
               <w:t xml:space="preserve"> </w:t>
@@ -4222,14 +4431,93 @@
             <w:r>
               <w:t xml:space="preserve"> </w:t>
             </w:r>
-          </w:p>
-          <w:p>
+            <w:r>
+              <w:t xml:space="preserve">La contrainte est résolue en générant une horloge à 40 MHz par PLL à partir de l’horloge carte à 50 MHz, puis en </w:t>
+            </w:r>
+            <w:proofErr w:type="spellStart"/>
+            <w:r>
+              <w:t>cadencant</w:t>
+            </w:r>
+            <w:proofErr w:type="spellEnd"/>
             <w:r>
               <w:t xml:space="preserve"> </w:t>
             </w:r>
-          </w:p>
-          <w:p>
-            <w:r>
+            <w:proofErr w:type="spellStart"/>
+            <w:r>
+              <w:t>capteurs_sol.vhd</w:t>
+            </w:r>
+            <w:proofErr w:type="spellEnd"/>
+            <w:r>
+              <w:t xml:space="preserve"> avec cette nouvelle horloge.</w:t>
+            </w:r>
+            <w:r>
+              <w:br/>
+              <w:t>Ainsi, le module respecte bien sa fréquence maximale spécifiée.</w:t>
+            </w:r>
+          </w:p>
+          <w:p>
+            <w:r>
+              <w:t>L’impact sur CONVST_WAIT_CLOCK_NUM est que la constante reste calculée pour une période de 25 ns :</w:t>
+            </w:r>
+          </w:p>
+          <w:p>
+            <w:pPr>
+              <w:numPr>
+                <w:ilvl w:val="0"/>
+                <w:numId w:val="10"/>
+              </w:numPr>
+            </w:pPr>
+            <w:proofErr w:type="gramStart"/>
+            <w:r>
+              <w:t>à</w:t>
+            </w:r>
+            <w:proofErr w:type="gramEnd"/>
+            <w:r>
+              <w:t xml:space="preserve"> 40 MHz : </w:t>
+            </w:r>
+            <w:proofErr w:type="spellStart"/>
+            <w:r>
+              <w:t>Tclk</w:t>
+            </w:r>
+            <w:proofErr w:type="spellEnd"/>
+            <w:r>
+              <w:t xml:space="preserve"> = 25 ns </w:t>
+            </w:r>
+          </w:p>
+          <w:p>
+            <w:pPr>
+              <w:numPr>
+                <w:ilvl w:val="0"/>
+                <w:numId w:val="10"/>
+              </w:numPr>
+            </w:pPr>
+            <w:proofErr w:type="gramStart"/>
+            <w:r>
+              <w:t>donc</w:t>
+            </w:r>
+            <w:proofErr w:type="gramEnd"/>
+            <w:r>
+              <w:t xml:space="preserve"> pour 1,6 µs d’attente : 1600 / 25 = 64 </w:t>
+            </w:r>
+          </w:p>
+          <w:p>
+            <w:r>
+              <w:t>Ainsi, avec la solution PLL à 40 MHz, CONVST_WAIT_CLOCK_NUM = 64.</w:t>
+            </w:r>
+            <w:r>
+              <w:br/>
+              <w:t>Si le module était resté à 50 MHz, il aurait fallu recalculer la constante.</w:t>
+            </w:r>
+          </w:p>
+          <w:p/>
+          <w:p>
+            <w:r>
+              <w:t xml:space="preserve"> </w:t>
+            </w:r>
+          </w:p>
+          <w:p>
+            <w:r>
+              <w:lastRenderedPageBreak/>
               <w:t xml:space="preserve"> </w:t>
             </w:r>
           </w:p>
@@ -4445,7 +4733,6 @@
           <w:b/>
           <w:bCs/>
         </w:rPr>
-        <w:lastRenderedPageBreak/>
         <w:t xml:space="preserve">Q17.  </w:t>
       </w:r>
       <w:r>
@@ -7707,6 +7994,155 @@
     </w:lvl>
   </w:abstractNum>
   <w:abstractNum w:abstractNumId="2" w15:restartNumberingAfterBreak="0">
+    <w:nsid w:val="17E56F7B"/>
+    <w:multiLevelType w:val="multilevel"/>
+    <w:tmpl w:val="444EC1B4"/>
+    <w:lvl w:ilvl="0">
+      <w:start w:val="1"/>
+      <w:numFmt w:val="bullet"/>
+      <w:lvlText w:val=""/>
+      <w:lvlJc w:val="left"/>
+      <w:pPr>
+        <w:tabs>
+          <w:tab w:val="num" w:pos="720"/>
+        </w:tabs>
+        <w:ind w:left="720" w:hanging="360"/>
+      </w:pPr>
+      <w:rPr>
+        <w:rFonts w:ascii="Symbol" w:hAnsi="Symbol" w:hint="default"/>
+        <w:sz w:val="20"/>
+      </w:rPr>
+    </w:lvl>
+    <w:lvl w:ilvl="1" w:tentative="1">
+      <w:start w:val="1"/>
+      <w:numFmt w:val="bullet"/>
+      <w:lvlText w:val="o"/>
+      <w:lvlJc w:val="left"/>
+      <w:pPr>
+        <w:tabs>
+          <w:tab w:val="num" w:pos="1440"/>
+        </w:tabs>
+        <w:ind w:left="1440" w:hanging="360"/>
+      </w:pPr>
+      <w:rPr>
+        <w:rFonts w:ascii="Courier New" w:hAnsi="Courier New" w:hint="default"/>
+        <w:sz w:val="20"/>
+      </w:rPr>
+    </w:lvl>
+    <w:lvl w:ilvl="2" w:tentative="1">
+      <w:start w:val="1"/>
+      <w:numFmt w:val="bullet"/>
+      <w:lvlText w:val=""/>
+      <w:lvlJc w:val="left"/>
+      <w:pPr>
+        <w:tabs>
+          <w:tab w:val="num" w:pos="2160"/>
+        </w:tabs>
+        <w:ind w:left="2160" w:hanging="360"/>
+      </w:pPr>
+      <w:rPr>
+        <w:rFonts w:ascii="Wingdings" w:hAnsi="Wingdings" w:hint="default"/>
+        <w:sz w:val="20"/>
+      </w:rPr>
+    </w:lvl>
+    <w:lvl w:ilvl="3" w:tentative="1">
+      <w:start w:val="1"/>
+      <w:numFmt w:val="bullet"/>
+      <w:lvlText w:val=""/>
+      <w:lvlJc w:val="left"/>
+      <w:pPr>
+        <w:tabs>
+          <w:tab w:val="num" w:pos="2880"/>
+        </w:tabs>
+        <w:ind w:left="2880" w:hanging="360"/>
+      </w:pPr>
+      <w:rPr>
+        <w:rFonts w:ascii="Wingdings" w:hAnsi="Wingdings" w:hint="default"/>
+        <w:sz w:val="20"/>
+      </w:rPr>
+    </w:lvl>
+    <w:lvl w:ilvl="4" w:tentative="1">
+      <w:start w:val="1"/>
+      <w:numFmt w:val="bullet"/>
+      <w:lvlText w:val=""/>
+      <w:lvlJc w:val="left"/>
+      <w:pPr>
+        <w:tabs>
+          <w:tab w:val="num" w:pos="3600"/>
+        </w:tabs>
+        <w:ind w:left="3600" w:hanging="360"/>
+      </w:pPr>
+      <w:rPr>
+        <w:rFonts w:ascii="Wingdings" w:hAnsi="Wingdings" w:hint="default"/>
+        <w:sz w:val="20"/>
+      </w:rPr>
+    </w:lvl>
+    <w:lvl w:ilvl="5" w:tentative="1">
+      <w:start w:val="1"/>
+      <w:numFmt w:val="bullet"/>
+      <w:lvlText w:val=""/>
+      <w:lvlJc w:val="left"/>
+      <w:pPr>
+        <w:tabs>
+          <w:tab w:val="num" w:pos="4320"/>
+        </w:tabs>
+        <w:ind w:left="4320" w:hanging="360"/>
+      </w:pPr>
+      <w:rPr>
+        <w:rFonts w:ascii="Wingdings" w:hAnsi="Wingdings" w:hint="default"/>
+        <w:sz w:val="20"/>
+      </w:rPr>
+    </w:lvl>
+    <w:lvl w:ilvl="6" w:tentative="1">
+      <w:start w:val="1"/>
+      <w:numFmt w:val="bullet"/>
+      <w:lvlText w:val=""/>
+      <w:lvlJc w:val="left"/>
+      <w:pPr>
+        <w:tabs>
+          <w:tab w:val="num" w:pos="5040"/>
+        </w:tabs>
+        <w:ind w:left="5040" w:hanging="360"/>
+      </w:pPr>
+      <w:rPr>
+        <w:rFonts w:ascii="Wingdings" w:hAnsi="Wingdings" w:hint="default"/>
+        <w:sz w:val="20"/>
+      </w:rPr>
+    </w:lvl>
+    <w:lvl w:ilvl="7" w:tentative="1">
+      <w:start w:val="1"/>
+      <w:numFmt w:val="bullet"/>
+      <w:lvlText w:val=""/>
+      <w:lvlJc w:val="left"/>
+      <w:pPr>
+        <w:tabs>
+          <w:tab w:val="num" w:pos="5760"/>
+        </w:tabs>
+        <w:ind w:left="5760" w:hanging="360"/>
+      </w:pPr>
+      <w:rPr>
+        <w:rFonts w:ascii="Wingdings" w:hAnsi="Wingdings" w:hint="default"/>
+        <w:sz w:val="20"/>
+      </w:rPr>
+    </w:lvl>
+    <w:lvl w:ilvl="8" w:tentative="1">
+      <w:start w:val="1"/>
+      <w:numFmt w:val="bullet"/>
+      <w:lvlText w:val=""/>
+      <w:lvlJc w:val="left"/>
+      <w:pPr>
+        <w:tabs>
+          <w:tab w:val="num" w:pos="6480"/>
+        </w:tabs>
+        <w:ind w:left="6480" w:hanging="360"/>
+      </w:pPr>
+      <w:rPr>
+        <w:rFonts w:ascii="Wingdings" w:hAnsi="Wingdings" w:hint="default"/>
+        <w:sz w:val="20"/>
+      </w:rPr>
+    </w:lvl>
+  </w:abstractNum>
+  <w:abstractNum w:abstractNumId="3" w15:restartNumberingAfterBreak="0">
     <w:nsid w:val="191A1E84"/>
     <w:multiLevelType w:val="multilevel"/>
     <w:tmpl w:val="6AA220EE"/>
@@ -7824,7 +8260,7 @@
       </w:pPr>
     </w:lvl>
   </w:abstractNum>
-  <w:abstractNum w:abstractNumId="3" w15:restartNumberingAfterBreak="0">
+  <w:abstractNum w:abstractNumId="4" w15:restartNumberingAfterBreak="0">
     <w:nsid w:val="25CA63AB"/>
     <w:multiLevelType w:val="hybridMultilevel"/>
     <w:tmpl w:val="9C8C0DC4"/>
@@ -7937,7 +8373,305 @@
       </w:rPr>
     </w:lvl>
   </w:abstractNum>
-  <w:abstractNum w:abstractNumId="4" w15:restartNumberingAfterBreak="0">
+  <w:abstractNum w:abstractNumId="5" w15:restartNumberingAfterBreak="0">
+    <w:nsid w:val="5072723F"/>
+    <w:multiLevelType w:val="multilevel"/>
+    <w:tmpl w:val="61848850"/>
+    <w:lvl w:ilvl="0">
+      <w:start w:val="1"/>
+      <w:numFmt w:val="bullet"/>
+      <w:lvlText w:val=""/>
+      <w:lvlJc w:val="left"/>
+      <w:pPr>
+        <w:tabs>
+          <w:tab w:val="num" w:pos="720"/>
+        </w:tabs>
+        <w:ind w:left="720" w:hanging="360"/>
+      </w:pPr>
+      <w:rPr>
+        <w:rFonts w:ascii="Symbol" w:hAnsi="Symbol" w:hint="default"/>
+        <w:sz w:val="20"/>
+      </w:rPr>
+    </w:lvl>
+    <w:lvl w:ilvl="1" w:tentative="1">
+      <w:start w:val="1"/>
+      <w:numFmt w:val="bullet"/>
+      <w:lvlText w:val="o"/>
+      <w:lvlJc w:val="left"/>
+      <w:pPr>
+        <w:tabs>
+          <w:tab w:val="num" w:pos="1440"/>
+        </w:tabs>
+        <w:ind w:left="1440" w:hanging="360"/>
+      </w:pPr>
+      <w:rPr>
+        <w:rFonts w:ascii="Courier New" w:hAnsi="Courier New" w:hint="default"/>
+        <w:sz w:val="20"/>
+      </w:rPr>
+    </w:lvl>
+    <w:lvl w:ilvl="2" w:tentative="1">
+      <w:start w:val="1"/>
+      <w:numFmt w:val="bullet"/>
+      <w:lvlText w:val=""/>
+      <w:lvlJc w:val="left"/>
+      <w:pPr>
+        <w:tabs>
+          <w:tab w:val="num" w:pos="2160"/>
+        </w:tabs>
+        <w:ind w:left="2160" w:hanging="360"/>
+      </w:pPr>
+      <w:rPr>
+        <w:rFonts w:ascii="Wingdings" w:hAnsi="Wingdings" w:hint="default"/>
+        <w:sz w:val="20"/>
+      </w:rPr>
+    </w:lvl>
+    <w:lvl w:ilvl="3" w:tentative="1">
+      <w:start w:val="1"/>
+      <w:numFmt w:val="bullet"/>
+      <w:lvlText w:val=""/>
+      <w:lvlJc w:val="left"/>
+      <w:pPr>
+        <w:tabs>
+          <w:tab w:val="num" w:pos="2880"/>
+        </w:tabs>
+        <w:ind w:left="2880" w:hanging="360"/>
+      </w:pPr>
+      <w:rPr>
+        <w:rFonts w:ascii="Wingdings" w:hAnsi="Wingdings" w:hint="default"/>
+        <w:sz w:val="20"/>
+      </w:rPr>
+    </w:lvl>
+    <w:lvl w:ilvl="4" w:tentative="1">
+      <w:start w:val="1"/>
+      <w:numFmt w:val="bullet"/>
+      <w:lvlText w:val=""/>
+      <w:lvlJc w:val="left"/>
+      <w:pPr>
+        <w:tabs>
+          <w:tab w:val="num" w:pos="3600"/>
+        </w:tabs>
+        <w:ind w:left="3600" w:hanging="360"/>
+      </w:pPr>
+      <w:rPr>
+        <w:rFonts w:ascii="Wingdings" w:hAnsi="Wingdings" w:hint="default"/>
+        <w:sz w:val="20"/>
+      </w:rPr>
+    </w:lvl>
+    <w:lvl w:ilvl="5" w:tentative="1">
+      <w:start w:val="1"/>
+      <w:numFmt w:val="bullet"/>
+      <w:lvlText w:val=""/>
+      <w:lvlJc w:val="left"/>
+      <w:pPr>
+        <w:tabs>
+          <w:tab w:val="num" w:pos="4320"/>
+        </w:tabs>
+        <w:ind w:left="4320" w:hanging="360"/>
+      </w:pPr>
+      <w:rPr>
+        <w:rFonts w:ascii="Wingdings" w:hAnsi="Wingdings" w:hint="default"/>
+        <w:sz w:val="20"/>
+      </w:rPr>
+    </w:lvl>
+    <w:lvl w:ilvl="6" w:tentative="1">
+      <w:start w:val="1"/>
+      <w:numFmt w:val="bullet"/>
+      <w:lvlText w:val=""/>
+      <w:lvlJc w:val="left"/>
+      <w:pPr>
+        <w:tabs>
+          <w:tab w:val="num" w:pos="5040"/>
+        </w:tabs>
+        <w:ind w:left="5040" w:hanging="360"/>
+      </w:pPr>
+      <w:rPr>
+        <w:rFonts w:ascii="Wingdings" w:hAnsi="Wingdings" w:hint="default"/>
+        <w:sz w:val="20"/>
+      </w:rPr>
+    </w:lvl>
+    <w:lvl w:ilvl="7" w:tentative="1">
+      <w:start w:val="1"/>
+      <w:numFmt w:val="bullet"/>
+      <w:lvlText w:val=""/>
+      <w:lvlJc w:val="left"/>
+      <w:pPr>
+        <w:tabs>
+          <w:tab w:val="num" w:pos="5760"/>
+        </w:tabs>
+        <w:ind w:left="5760" w:hanging="360"/>
+      </w:pPr>
+      <w:rPr>
+        <w:rFonts w:ascii="Wingdings" w:hAnsi="Wingdings" w:hint="default"/>
+        <w:sz w:val="20"/>
+      </w:rPr>
+    </w:lvl>
+    <w:lvl w:ilvl="8" w:tentative="1">
+      <w:start w:val="1"/>
+      <w:numFmt w:val="bullet"/>
+      <w:lvlText w:val=""/>
+      <w:lvlJc w:val="left"/>
+      <w:pPr>
+        <w:tabs>
+          <w:tab w:val="num" w:pos="6480"/>
+        </w:tabs>
+        <w:ind w:left="6480" w:hanging="360"/>
+      </w:pPr>
+      <w:rPr>
+        <w:rFonts w:ascii="Wingdings" w:hAnsi="Wingdings" w:hint="default"/>
+        <w:sz w:val="20"/>
+      </w:rPr>
+    </w:lvl>
+  </w:abstractNum>
+  <w:abstractNum w:abstractNumId="6" w15:restartNumberingAfterBreak="0">
+    <w:nsid w:val="56363000"/>
+    <w:multiLevelType w:val="multilevel"/>
+    <w:tmpl w:val="63040580"/>
+    <w:lvl w:ilvl="0">
+      <w:start w:val="1"/>
+      <w:numFmt w:val="bullet"/>
+      <w:lvlText w:val=""/>
+      <w:lvlJc w:val="left"/>
+      <w:pPr>
+        <w:tabs>
+          <w:tab w:val="num" w:pos="720"/>
+        </w:tabs>
+        <w:ind w:left="720" w:hanging="360"/>
+      </w:pPr>
+      <w:rPr>
+        <w:rFonts w:ascii="Symbol" w:hAnsi="Symbol" w:hint="default"/>
+        <w:sz w:val="20"/>
+      </w:rPr>
+    </w:lvl>
+    <w:lvl w:ilvl="1" w:tentative="1">
+      <w:start w:val="1"/>
+      <w:numFmt w:val="bullet"/>
+      <w:lvlText w:val="o"/>
+      <w:lvlJc w:val="left"/>
+      <w:pPr>
+        <w:tabs>
+          <w:tab w:val="num" w:pos="1440"/>
+        </w:tabs>
+        <w:ind w:left="1440" w:hanging="360"/>
+      </w:pPr>
+      <w:rPr>
+        <w:rFonts w:ascii="Courier New" w:hAnsi="Courier New" w:hint="default"/>
+        <w:sz w:val="20"/>
+      </w:rPr>
+    </w:lvl>
+    <w:lvl w:ilvl="2" w:tentative="1">
+      <w:start w:val="1"/>
+      <w:numFmt w:val="bullet"/>
+      <w:lvlText w:val=""/>
+      <w:lvlJc w:val="left"/>
+      <w:pPr>
+        <w:tabs>
+          <w:tab w:val="num" w:pos="2160"/>
+        </w:tabs>
+        <w:ind w:left="2160" w:hanging="360"/>
+      </w:pPr>
+      <w:rPr>
+        <w:rFonts w:ascii="Wingdings" w:hAnsi="Wingdings" w:hint="default"/>
+        <w:sz w:val="20"/>
+      </w:rPr>
+    </w:lvl>
+    <w:lvl w:ilvl="3" w:tentative="1">
+      <w:start w:val="1"/>
+      <w:numFmt w:val="bullet"/>
+      <w:lvlText w:val=""/>
+      <w:lvlJc w:val="left"/>
+      <w:pPr>
+        <w:tabs>
+          <w:tab w:val="num" w:pos="2880"/>
+        </w:tabs>
+        <w:ind w:left="2880" w:hanging="360"/>
+      </w:pPr>
+      <w:rPr>
+        <w:rFonts w:ascii="Wingdings" w:hAnsi="Wingdings" w:hint="default"/>
+        <w:sz w:val="20"/>
+      </w:rPr>
+    </w:lvl>
+    <w:lvl w:ilvl="4" w:tentative="1">
+      <w:start w:val="1"/>
+      <w:numFmt w:val="bullet"/>
+      <w:lvlText w:val=""/>
+      <w:lvlJc w:val="left"/>
+      <w:pPr>
+        <w:tabs>
+          <w:tab w:val="num" w:pos="3600"/>
+        </w:tabs>
+        <w:ind w:left="3600" w:hanging="360"/>
+      </w:pPr>
+      <w:rPr>
+        <w:rFonts w:ascii="Wingdings" w:hAnsi="Wingdings" w:hint="default"/>
+        <w:sz w:val="20"/>
+      </w:rPr>
+    </w:lvl>
+    <w:lvl w:ilvl="5" w:tentative="1">
+      <w:start w:val="1"/>
+      <w:numFmt w:val="bullet"/>
+      <w:lvlText w:val=""/>
+      <w:lvlJc w:val="left"/>
+      <w:pPr>
+        <w:tabs>
+          <w:tab w:val="num" w:pos="4320"/>
+        </w:tabs>
+        <w:ind w:left="4320" w:hanging="360"/>
+      </w:pPr>
+      <w:rPr>
+        <w:rFonts w:ascii="Wingdings" w:hAnsi="Wingdings" w:hint="default"/>
+        <w:sz w:val="20"/>
+      </w:rPr>
+    </w:lvl>
+    <w:lvl w:ilvl="6" w:tentative="1">
+      <w:start w:val="1"/>
+      <w:numFmt w:val="bullet"/>
+      <w:lvlText w:val=""/>
+      <w:lvlJc w:val="left"/>
+      <w:pPr>
+        <w:tabs>
+          <w:tab w:val="num" w:pos="5040"/>
+        </w:tabs>
+        <w:ind w:left="5040" w:hanging="360"/>
+      </w:pPr>
+      <w:rPr>
+        <w:rFonts w:ascii="Wingdings" w:hAnsi="Wingdings" w:hint="default"/>
+        <w:sz w:val="20"/>
+      </w:rPr>
+    </w:lvl>
+    <w:lvl w:ilvl="7" w:tentative="1">
+      <w:start w:val="1"/>
+      <w:numFmt w:val="bullet"/>
+      <w:lvlText w:val=""/>
+      <w:lvlJc w:val="left"/>
+      <w:pPr>
+        <w:tabs>
+          <w:tab w:val="num" w:pos="5760"/>
+        </w:tabs>
+        <w:ind w:left="5760" w:hanging="360"/>
+      </w:pPr>
+      <w:rPr>
+        <w:rFonts w:ascii="Wingdings" w:hAnsi="Wingdings" w:hint="default"/>
+        <w:sz w:val="20"/>
+      </w:rPr>
+    </w:lvl>
+    <w:lvl w:ilvl="8" w:tentative="1">
+      <w:start w:val="1"/>
+      <w:numFmt w:val="bullet"/>
+      <w:lvlText w:val=""/>
+      <w:lvlJc w:val="left"/>
+      <w:pPr>
+        <w:tabs>
+          <w:tab w:val="num" w:pos="6480"/>
+        </w:tabs>
+        <w:ind w:left="6480" w:hanging="360"/>
+      </w:pPr>
+      <w:rPr>
+        <w:rFonts w:ascii="Wingdings" w:hAnsi="Wingdings" w:hint="default"/>
+        <w:sz w:val="20"/>
+      </w:rPr>
+    </w:lvl>
+  </w:abstractNum>
+  <w:abstractNum w:abstractNumId="7" w15:restartNumberingAfterBreak="0">
     <w:nsid w:val="6DA35A69"/>
     <w:multiLevelType w:val="multilevel"/>
     <w:tmpl w:val="63702238"/>
@@ -8086,7 +8820,7 @@
       </w:rPr>
     </w:lvl>
   </w:abstractNum>
-  <w:abstractNum w:abstractNumId="5" w15:restartNumberingAfterBreak="0">
+  <w:abstractNum w:abstractNumId="8" w15:restartNumberingAfterBreak="0">
     <w:nsid w:val="7EA95E4C"/>
     <w:multiLevelType w:val="multilevel"/>
     <w:tmpl w:val="B762CFD4"/>
@@ -8236,28 +8970,37 @@
     </w:lvl>
   </w:abstractNum>
   <w:num w:numId="1" w16cid:durableId="831991145">
-    <w:abstractNumId w:val="2"/>
+    <w:abstractNumId w:val="3"/>
   </w:num>
   <w:num w:numId="2" w16cid:durableId="154691157">
     <w:abstractNumId w:val="0"/>
   </w:num>
   <w:num w:numId="3" w16cid:durableId="1089428636">
-    <w:abstractNumId w:val="2"/>
+    <w:abstractNumId w:val="3"/>
     <w:lvlOverride w:ilvl="0">
       <w:startOverride w:val="1"/>
     </w:lvlOverride>
   </w:num>
   <w:num w:numId="4" w16cid:durableId="793251210">
-    <w:abstractNumId w:val="3"/>
+    <w:abstractNumId w:val="4"/>
   </w:num>
   <w:num w:numId="5" w16cid:durableId="1586572427">
     <w:abstractNumId w:val="1"/>
   </w:num>
   <w:num w:numId="6" w16cid:durableId="313609711">
-    <w:abstractNumId w:val="4"/>
+    <w:abstractNumId w:val="7"/>
   </w:num>
   <w:num w:numId="7" w16cid:durableId="1539391479">
+    <w:abstractNumId w:val="8"/>
+  </w:num>
+  <w:num w:numId="8" w16cid:durableId="2001537770">
     <w:abstractNumId w:val="5"/>
+  </w:num>
+  <w:num w:numId="9" w16cid:durableId="1027486654">
+    <w:abstractNumId w:val="6"/>
+  </w:num>
+  <w:num w:numId="10" w16cid:durableId="1408989744">
+    <w:abstractNumId w:val="2"/>
   </w:num>
 </w:numbering>
 </file>
